--- a/backend-exhibits/Egnyte to SharePoint Online included.docx
+++ b/backend-exhibits/Egnyte to SharePoint Online included.docx
@@ -39,14 +39,14 @@
               <w:ind w:left="52"/>
               <w:jc w:val="center"/>
               <w:rPr>
-                <w:rFonts w:ascii="Arial" w:hAnsi="Arial" w:cs="Arial"/>
-                <w:sz w:val="21"/>
-                <w:szCs w:val="21"/>
-              </w:rPr>
-            </w:pPr>
-            <w:r>
-              <w:rPr>
-                <w:rFonts w:ascii="Arial" w:eastAsia="Arial" w:hAnsi="Arial" w:cs="Arial"/>
+                <w:rFonts w:ascii="Arial" w:hAnsi="Arial" w:cs="Arial" w:eastAsia="Arial"/>
+                <w:sz w:val="21"/>
+                <w:szCs w:val="21"/>
+              </w:rPr>
+            </w:pPr>
+            <w:r>
+              <w:rPr>
+                <w:rFonts w:ascii="Arial" w:hAnsi="Arial" w:cs="Arial" w:eastAsia="Arial"/>
                 <w:b/>
                 <w:sz w:val="21"/>
                 <w:szCs w:val="21"/>
@@ -55,7 +55,7 @@
             </w:r>
             <w:r>
               <w:rPr>
-                <w:rFonts w:ascii="Arial" w:eastAsia="Arial" w:hAnsi="Arial" w:cs="Arial"/>
+                <w:rFonts w:ascii="Arial" w:hAnsi="Arial" w:cs="Arial" w:eastAsia="Arial"/>
                 <w:b/>
                 <w:sz w:val="21"/>
                 <w:szCs w:val="21"/>
@@ -64,7 +64,7 @@
             </w:r>
             <w:r>
               <w:rPr>
-                <w:rFonts w:ascii="Arial" w:eastAsia="Arial" w:hAnsi="Arial" w:cs="Arial"/>
+                <w:rFonts w:ascii="Arial" w:hAnsi="Arial" w:cs="Arial" w:eastAsia="Arial"/>
                 <w:b/>
                 <w:sz w:val="21"/>
                 <w:szCs w:val="21"/>
@@ -73,7 +73,7 @@
             </w:r>
             <w:r>
               <w:rPr>
-                <w:rFonts w:ascii="Arial" w:eastAsia="Arial" w:hAnsi="Arial" w:cs="Arial"/>
+                <w:rFonts w:ascii="Arial" w:hAnsi="Arial" w:cs="Arial" w:eastAsia="Arial"/>
                 <w:b/>
                 <w:sz w:val="21"/>
                 <w:szCs w:val="21"/>
@@ -82,7 +82,7 @@
             </w:r>
             <w:r>
               <w:rPr>
-                <w:rFonts w:ascii="Arial" w:eastAsia="Arial" w:hAnsi="Arial" w:cs="Arial"/>
+                <w:rFonts w:ascii="Arial" w:hAnsi="Arial" w:cs="Arial" w:eastAsia="Arial"/>
                 <w:b/>
                 <w:sz w:val="21"/>
                 <w:szCs w:val="21"/>
@@ -110,16 +110,16 @@
             <w:pPr>
               <w:ind w:left="3"/>
               <w:rPr>
-                <w:rFonts w:ascii="Arial" w:hAnsi="Arial" w:cs="Arial"/>
-                <w:b/>
-                <w:bCs/>
-                <w:sz w:val="21"/>
-                <w:szCs w:val="21"/>
-              </w:rPr>
-            </w:pPr>
-            <w:r>
-              <w:rPr>
-                <w:rFonts w:ascii="Arial" w:hAnsi="Arial" w:cs="Arial"/>
+                <w:rFonts w:ascii="Arial" w:hAnsi="Arial" w:cs="Arial" w:eastAsia="Arial"/>
+                <w:b/>
+                <w:bCs/>
+                <w:sz w:val="21"/>
+                <w:szCs w:val="21"/>
+              </w:rPr>
+            </w:pPr>
+            <w:r>
+              <w:rPr>
+                <w:rFonts w:ascii="Arial" w:hAnsi="Arial" w:cs="Arial" w:eastAsia="Arial"/>
                 <w:b/>
                 <w:bCs/>
                 <w:sz w:val="21"/>
@@ -142,14 +142,14 @@
           <w:p>
             <w:pPr>
               <w:rPr>
-                <w:rFonts w:ascii="Arial" w:hAnsi="Arial" w:cs="Arial"/>
-                <w:sz w:val="21"/>
-                <w:szCs w:val="21"/>
-              </w:rPr>
-            </w:pPr>
-            <w:r>
-              <w:rPr>
-                <w:rFonts w:ascii="Arial" w:hAnsi="Arial" w:cs="Arial"/>
+                <w:rFonts w:ascii="Arial" w:hAnsi="Arial" w:cs="Arial" w:eastAsia="Arial"/>
+                <w:sz w:val="21"/>
+                <w:szCs w:val="21"/>
+              </w:rPr>
+            </w:pPr>
+            <w:r>
+              <w:rPr>
+                <w:rFonts w:ascii="Arial" w:hAnsi="Arial" w:cs="Arial" w:eastAsia="Arial"/>
                 <w:sz w:val="21"/>
                 <w:szCs w:val="21"/>
               </w:rPr>
@@ -157,7 +157,7 @@
             </w:r>
             <w:r>
               <w:rPr>
-                <w:rFonts w:ascii="Arial" w:hAnsi="Arial" w:cs="Arial"/>
+                <w:rFonts w:ascii="Arial" w:hAnsi="Arial" w:cs="Arial" w:eastAsia="Arial"/>
                 <w:sz w:val="21"/>
                 <w:szCs w:val="21"/>
               </w:rPr>
@@ -184,16 +184,16 @@
             <w:pPr>
               <w:ind w:left="3"/>
               <w:rPr>
-                <w:rFonts w:ascii="Arial" w:hAnsi="Arial" w:cs="Arial"/>
-                <w:b/>
-                <w:bCs/>
-                <w:sz w:val="21"/>
-                <w:szCs w:val="21"/>
-              </w:rPr>
-            </w:pPr>
-            <w:r>
-              <w:rPr>
-                <w:rFonts w:ascii="Arial" w:hAnsi="Arial" w:cs="Arial"/>
+                <w:rFonts w:ascii="Arial" w:hAnsi="Arial" w:cs="Arial" w:eastAsia="Arial"/>
+                <w:b/>
+                <w:bCs/>
+                <w:sz w:val="21"/>
+                <w:szCs w:val="21"/>
+              </w:rPr>
+            </w:pPr>
+            <w:r>
+              <w:rPr>
+                <w:rFonts w:ascii="Arial" w:hAnsi="Arial" w:cs="Arial" w:eastAsia="Arial"/>
                 <w:b/>
                 <w:bCs/>
                 <w:sz w:val="21"/>
@@ -217,14 +217,14 @@
             <w:pPr>
               <w:spacing w:line="240" w:lineRule="auto"/>
               <w:rPr>
-                <w:rFonts w:ascii="Arial" w:eastAsia="Times New Roman" w:hAnsi="Arial" w:cs="Arial"/>
-                <w:sz w:val="21"/>
-                <w:szCs w:val="21"/>
-              </w:rPr>
-            </w:pPr>
-            <w:r>
-              <w:rPr>
-                <w:rFonts w:ascii="Arial" w:hAnsi="Arial" w:cs="Arial"/>
+                <w:rFonts w:ascii="Arial" w:hAnsi="Arial" w:cs="Arial" w:eastAsia="Arial"/>
+                <w:sz w:val="21"/>
+                <w:szCs w:val="21"/>
+              </w:rPr>
+            </w:pPr>
+            <w:r>
+              <w:rPr>
+                <w:rFonts w:ascii="Arial" w:hAnsi="Arial" w:cs="Arial" w:eastAsia="Arial"/>
                 <w:sz w:val="21"/>
                 <w:szCs w:val="21"/>
               </w:rPr>
@@ -234,7 +234,7 @@
           <w:p>
             <w:pPr>
               <w:rPr>
-                <w:rFonts w:ascii="Arial" w:hAnsi="Arial" w:cs="Arial"/>
+                <w:rFonts w:ascii="Arial" w:hAnsi="Arial" w:cs="Arial" w:eastAsia="Arial"/>
                 <w:sz w:val="21"/>
                 <w:szCs w:val="21"/>
               </w:rPr>
@@ -260,16 +260,16 @@
             <w:pPr>
               <w:ind w:left="3"/>
               <w:rPr>
-                <w:rFonts w:ascii="Arial" w:hAnsi="Arial" w:cs="Arial"/>
-                <w:b/>
-                <w:bCs/>
-                <w:sz w:val="21"/>
-                <w:szCs w:val="21"/>
-              </w:rPr>
-            </w:pPr>
-            <w:r>
-              <w:rPr>
-                <w:rFonts w:ascii="Arial" w:hAnsi="Arial" w:cs="Arial"/>
+                <w:rFonts w:ascii="Arial" w:hAnsi="Arial" w:cs="Arial" w:eastAsia="Arial"/>
+                <w:b/>
+                <w:bCs/>
+                <w:sz w:val="21"/>
+                <w:szCs w:val="21"/>
+              </w:rPr>
+            </w:pPr>
+            <w:r>
+              <w:rPr>
+                <w:rFonts w:ascii="Arial" w:hAnsi="Arial" w:cs="Arial" w:eastAsia="Arial"/>
                 <w:b/>
                 <w:bCs/>
                 <w:sz w:val="21"/>
@@ -292,14 +292,14 @@
           <w:p>
             <w:pPr>
               <w:rPr>
-                <w:rFonts w:ascii="Arial" w:hAnsi="Arial" w:cs="Arial"/>
-                <w:sz w:val="21"/>
-                <w:szCs w:val="21"/>
-              </w:rPr>
-            </w:pPr>
-            <w:r>
-              <w:rPr>
-                <w:rFonts w:ascii="Arial" w:hAnsi="Arial" w:cs="Arial"/>
+                <w:rFonts w:ascii="Arial" w:hAnsi="Arial" w:cs="Arial" w:eastAsia="Arial"/>
+                <w:sz w:val="21"/>
+                <w:szCs w:val="21"/>
+              </w:rPr>
+            </w:pPr>
+            <w:r>
+              <w:rPr>
+                <w:rFonts w:ascii="Arial" w:hAnsi="Arial" w:cs="Arial" w:eastAsia="Arial"/>
                 <w:sz w:val="21"/>
                 <w:szCs w:val="21"/>
               </w:rPr>
@@ -326,16 +326,16 @@
             <w:pPr>
               <w:ind w:left="3"/>
               <w:rPr>
-                <w:rFonts w:ascii="Arial" w:hAnsi="Arial" w:cs="Arial"/>
-                <w:b/>
-                <w:bCs/>
-                <w:sz w:val="21"/>
-                <w:szCs w:val="21"/>
-              </w:rPr>
-            </w:pPr>
-            <w:r>
-              <w:rPr>
-                <w:rFonts w:ascii="Arial" w:hAnsi="Arial" w:cs="Arial"/>
+                <w:rFonts w:ascii="Arial" w:hAnsi="Arial" w:cs="Arial" w:eastAsia="Arial"/>
+                <w:b/>
+                <w:bCs/>
+                <w:sz w:val="21"/>
+                <w:szCs w:val="21"/>
+              </w:rPr>
+            </w:pPr>
+            <w:r>
+              <w:rPr>
+                <w:rFonts w:ascii="Arial" w:hAnsi="Arial" w:cs="Arial" w:eastAsia="Arial"/>
                 <w:b/>
                 <w:bCs/>
                 <w:sz w:val="21"/>
@@ -358,14 +358,14 @@
           <w:p>
             <w:pPr>
               <w:rPr>
-                <w:rFonts w:ascii="Arial" w:hAnsi="Arial" w:cs="Arial"/>
-                <w:sz w:val="21"/>
-                <w:szCs w:val="21"/>
-              </w:rPr>
-            </w:pPr>
-            <w:r>
-              <w:rPr>
-                <w:rFonts w:ascii="Arial" w:hAnsi="Arial" w:cs="Arial"/>
+                <w:rFonts w:ascii="Arial" w:hAnsi="Arial" w:cs="Arial" w:eastAsia="Arial"/>
+                <w:sz w:val="21"/>
+                <w:szCs w:val="21"/>
+              </w:rPr>
+            </w:pPr>
+            <w:r>
+              <w:rPr>
+                <w:rFonts w:ascii="Arial" w:hAnsi="Arial" w:cs="Arial" w:eastAsia="Arial"/>
                 <w:sz w:val="21"/>
                 <w:szCs w:val="21"/>
               </w:rPr>
@@ -392,16 +392,16 @@
             <w:pPr>
               <w:ind w:left="3"/>
               <w:rPr>
-                <w:rFonts w:ascii="Arial" w:hAnsi="Arial" w:cs="Arial"/>
-                <w:b/>
-                <w:bCs/>
-                <w:sz w:val="21"/>
-                <w:szCs w:val="21"/>
-              </w:rPr>
-            </w:pPr>
-            <w:r>
-              <w:rPr>
-                <w:rFonts w:ascii="Arial" w:hAnsi="Arial" w:cs="Arial"/>
+                <w:rFonts w:ascii="Arial" w:hAnsi="Arial" w:cs="Arial" w:eastAsia="Arial"/>
+                <w:b/>
+                <w:bCs/>
+                <w:sz w:val="21"/>
+                <w:szCs w:val="21"/>
+              </w:rPr>
+            </w:pPr>
+            <w:r>
+              <w:rPr>
+                <w:rFonts w:ascii="Arial" w:hAnsi="Arial" w:cs="Arial" w:eastAsia="Arial"/>
                 <w:b/>
                 <w:bCs/>
                 <w:sz w:val="21"/>
@@ -424,14 +424,14 @@
           <w:p>
             <w:pPr>
               <w:rPr>
-                <w:rFonts w:ascii="Arial" w:hAnsi="Arial" w:cs="Arial"/>
-                <w:sz w:val="21"/>
-                <w:szCs w:val="21"/>
-              </w:rPr>
-            </w:pPr>
-            <w:r>
-              <w:rPr>
-                <w:rFonts w:ascii="Arial" w:hAnsi="Arial" w:cs="Arial"/>
+                <w:rFonts w:ascii="Arial" w:hAnsi="Arial" w:cs="Arial" w:eastAsia="Arial"/>
+                <w:sz w:val="21"/>
+                <w:szCs w:val="21"/>
+              </w:rPr>
+            </w:pPr>
+            <w:r>
+              <w:rPr>
+                <w:rFonts w:ascii="Arial" w:hAnsi="Arial" w:cs="Arial" w:eastAsia="Arial"/>
                 <w:sz w:val="21"/>
                 <w:szCs w:val="21"/>
               </w:rPr>
@@ -458,16 +458,16 @@
             <w:pPr>
               <w:ind w:left="3"/>
               <w:rPr>
-                <w:rFonts w:ascii="Arial" w:hAnsi="Arial" w:cs="Arial"/>
-                <w:b/>
-                <w:bCs/>
-                <w:sz w:val="21"/>
-                <w:szCs w:val="21"/>
-              </w:rPr>
-            </w:pPr>
-            <w:r>
-              <w:rPr>
-                <w:rFonts w:ascii="Arial" w:hAnsi="Arial" w:cs="Arial"/>
+                <w:rFonts w:ascii="Arial" w:hAnsi="Arial" w:cs="Arial" w:eastAsia="Arial"/>
+                <w:b/>
+                <w:bCs/>
+                <w:sz w:val="21"/>
+                <w:szCs w:val="21"/>
+              </w:rPr>
+            </w:pPr>
+            <w:r>
+              <w:rPr>
+                <w:rFonts w:ascii="Arial" w:hAnsi="Arial" w:cs="Arial" w:eastAsia="Arial"/>
                 <w:b/>
                 <w:bCs/>
                 <w:sz w:val="21"/>
@@ -490,14 +490,14 @@
           <w:p>
             <w:pPr>
               <w:rPr>
-                <w:rFonts w:ascii="Arial" w:hAnsi="Arial" w:cs="Arial"/>
-                <w:sz w:val="21"/>
-                <w:szCs w:val="21"/>
-              </w:rPr>
-            </w:pPr>
-            <w:r>
-              <w:rPr>
-                <w:rFonts w:ascii="Arial" w:hAnsi="Arial" w:cs="Arial"/>
+                <w:rFonts w:ascii="Arial" w:hAnsi="Arial" w:cs="Arial" w:eastAsia="Arial"/>
+                <w:sz w:val="21"/>
+                <w:szCs w:val="21"/>
+              </w:rPr>
+            </w:pPr>
+            <w:r>
+              <w:rPr>
+                <w:rFonts w:ascii="Arial" w:hAnsi="Arial" w:cs="Arial" w:eastAsia="Arial"/>
                 <w:sz w:val="21"/>
                 <w:szCs w:val="21"/>
               </w:rPr>
@@ -506,7 +506,7 @@
             <w:proofErr w:type="gramStart"/>
             <w:r>
               <w:rPr>
-                <w:rFonts w:ascii="Arial" w:hAnsi="Arial" w:cs="Arial"/>
+                <w:rFonts w:ascii="Arial" w:hAnsi="Arial" w:cs="Arial" w:eastAsia="Arial"/>
                 <w:sz w:val="21"/>
                 <w:szCs w:val="21"/>
               </w:rPr>
@@ -515,7 +515,7 @@
             <w:proofErr w:type="gramEnd"/>
             <w:r>
               <w:rPr>
-                <w:rFonts w:ascii="Arial" w:hAnsi="Arial" w:cs="Arial"/>
+                <w:rFonts w:ascii="Arial" w:hAnsi="Arial" w:cs="Arial" w:eastAsia="Arial"/>
                 <w:sz w:val="21"/>
                 <w:szCs w:val="21"/>
               </w:rPr>
@@ -542,16 +542,16 @@
             <w:pPr>
               <w:ind w:left="3"/>
               <w:rPr>
-                <w:rFonts w:ascii="Arial" w:hAnsi="Arial" w:cs="Arial"/>
-                <w:b/>
-                <w:bCs/>
-                <w:sz w:val="21"/>
-                <w:szCs w:val="21"/>
-              </w:rPr>
-            </w:pPr>
-            <w:r>
-              <w:rPr>
-                <w:rFonts w:ascii="Arial" w:hAnsi="Arial" w:cs="Arial"/>
+                <w:rFonts w:ascii="Arial" w:hAnsi="Arial" w:cs="Arial" w:eastAsia="Arial"/>
+                <w:b/>
+                <w:bCs/>
+                <w:sz w:val="21"/>
+                <w:szCs w:val="21"/>
+              </w:rPr>
+            </w:pPr>
+            <w:r>
+              <w:rPr>
+                <w:rFonts w:ascii="Arial" w:hAnsi="Arial" w:cs="Arial" w:eastAsia="Arial"/>
                 <w:b/>
                 <w:bCs/>
                 <w:sz w:val="21"/>
@@ -574,14 +574,14 @@
           <w:p>
             <w:pPr>
               <w:rPr>
-                <w:rFonts w:ascii="Arial" w:hAnsi="Arial" w:cs="Arial"/>
-                <w:sz w:val="21"/>
-                <w:szCs w:val="21"/>
-              </w:rPr>
-            </w:pPr>
-            <w:r>
-              <w:rPr>
-                <w:rFonts w:ascii="Arial" w:hAnsi="Arial" w:cs="Arial"/>
+                <w:rFonts w:ascii="Arial" w:hAnsi="Arial" w:cs="Arial" w:eastAsia="Arial"/>
+                <w:sz w:val="21"/>
+                <w:szCs w:val="21"/>
+              </w:rPr>
+            </w:pPr>
+            <w:r>
+              <w:rPr>
+                <w:rFonts w:ascii="Arial" w:hAnsi="Arial" w:cs="Arial" w:eastAsia="Arial"/>
                 <w:sz w:val="21"/>
                 <w:szCs w:val="21"/>
               </w:rPr>
@@ -608,16 +608,16 @@
             <w:pPr>
               <w:ind w:left="3"/>
               <w:rPr>
-                <w:rFonts w:ascii="Arial" w:hAnsi="Arial" w:cs="Arial"/>
-                <w:b/>
-                <w:bCs/>
-                <w:sz w:val="21"/>
-                <w:szCs w:val="21"/>
-              </w:rPr>
-            </w:pPr>
-            <w:r>
-              <w:rPr>
-                <w:rFonts w:ascii="Arial" w:hAnsi="Arial" w:cs="Arial"/>
+                <w:rFonts w:ascii="Arial" w:hAnsi="Arial" w:cs="Arial" w:eastAsia="Arial"/>
+                <w:b/>
+                <w:bCs/>
+                <w:sz w:val="21"/>
+                <w:szCs w:val="21"/>
+              </w:rPr>
+            </w:pPr>
+            <w:r>
+              <w:rPr>
+                <w:rFonts w:ascii="Arial" w:hAnsi="Arial" w:cs="Arial" w:eastAsia="Arial"/>
                 <w:b/>
                 <w:bCs/>
                 <w:sz w:val="21"/>
@@ -640,14 +640,14 @@
           <w:p>
             <w:pPr>
               <w:rPr>
-                <w:rFonts w:ascii="Arial" w:hAnsi="Arial" w:cs="Arial"/>
-                <w:sz w:val="21"/>
-                <w:szCs w:val="21"/>
-              </w:rPr>
-            </w:pPr>
-            <w:r>
-              <w:rPr>
-                <w:rFonts w:ascii="Arial" w:hAnsi="Arial" w:cs="Arial"/>
+                <w:rFonts w:ascii="Arial" w:hAnsi="Arial" w:cs="Arial" w:eastAsia="Arial"/>
+                <w:sz w:val="21"/>
+                <w:szCs w:val="21"/>
+              </w:rPr>
+            </w:pPr>
+            <w:r>
+              <w:rPr>
+                <w:rFonts w:ascii="Arial" w:hAnsi="Arial" w:cs="Arial" w:eastAsia="Arial"/>
                 <w:sz w:val="21"/>
                 <w:szCs w:val="21"/>
               </w:rPr>
@@ -674,16 +674,16 @@
             <w:pPr>
               <w:ind w:left="3"/>
               <w:rPr>
-                <w:rFonts w:ascii="Arial" w:hAnsi="Arial" w:cs="Arial"/>
-                <w:b/>
-                <w:bCs/>
-                <w:sz w:val="21"/>
-                <w:szCs w:val="21"/>
-              </w:rPr>
-            </w:pPr>
-            <w:r>
-              <w:rPr>
-                <w:rFonts w:ascii="Arial" w:hAnsi="Arial" w:cs="Arial"/>
+                <w:rFonts w:ascii="Arial" w:hAnsi="Arial" w:cs="Arial" w:eastAsia="Arial"/>
+                <w:b/>
+                <w:bCs/>
+                <w:sz w:val="21"/>
+                <w:szCs w:val="21"/>
+              </w:rPr>
+            </w:pPr>
+            <w:r>
+              <w:rPr>
+                <w:rFonts w:ascii="Arial" w:hAnsi="Arial" w:cs="Arial" w:eastAsia="Arial"/>
                 <w:b/>
                 <w:bCs/>
                 <w:sz w:val="21"/>
@@ -707,14 +707,14 @@
             <w:pPr>
               <w:spacing w:line="240" w:lineRule="auto"/>
               <w:rPr>
-                <w:rFonts w:ascii="Arial" w:eastAsia="Times New Roman" w:hAnsi="Arial" w:cs="Arial"/>
-                <w:sz w:val="21"/>
-                <w:szCs w:val="21"/>
-              </w:rPr>
-            </w:pPr>
-            <w:r>
-              <w:rPr>
-                <w:rFonts w:ascii="Arial" w:hAnsi="Arial" w:cs="Arial"/>
+                <w:rFonts w:ascii="Arial" w:hAnsi="Arial" w:cs="Arial" w:eastAsia="Arial"/>
+                <w:sz w:val="21"/>
+                <w:szCs w:val="21"/>
+              </w:rPr>
+            </w:pPr>
+            <w:r>
+              <w:rPr>
+                <w:rFonts w:ascii="Arial" w:hAnsi="Arial" w:cs="Arial" w:eastAsia="Arial"/>
                 <w:sz w:val="21"/>
                 <w:szCs w:val="21"/>
               </w:rPr>
@@ -724,7 +724,7 @@
           <w:p>
             <w:pPr>
               <w:rPr>
-                <w:rFonts w:ascii="Arial" w:hAnsi="Arial" w:cs="Arial"/>
+                <w:rFonts w:ascii="Arial" w:hAnsi="Arial" w:cs="Arial" w:eastAsia="Arial"/>
                 <w:sz w:val="21"/>
                 <w:szCs w:val="21"/>
               </w:rPr>
@@ -750,16 +750,16 @@
             <w:pPr>
               <w:ind w:left="3"/>
               <w:rPr>
-                <w:rFonts w:ascii="Arial" w:hAnsi="Arial" w:cs="Arial"/>
-                <w:b/>
-                <w:bCs/>
-                <w:sz w:val="21"/>
-                <w:szCs w:val="21"/>
-              </w:rPr>
-            </w:pPr>
-            <w:r>
-              <w:rPr>
-                <w:rFonts w:ascii="Arial" w:hAnsi="Arial" w:cs="Arial"/>
+                <w:rFonts w:ascii="Arial" w:hAnsi="Arial" w:cs="Arial" w:eastAsia="Arial"/>
+                <w:b/>
+                <w:bCs/>
+                <w:sz w:val="21"/>
+                <w:szCs w:val="21"/>
+              </w:rPr>
+            </w:pPr>
+            <w:r>
+              <w:rPr>
+                <w:rFonts w:ascii="Arial" w:hAnsi="Arial" w:cs="Arial" w:eastAsia="Arial"/>
                 <w:b/>
                 <w:bCs/>
                 <w:sz w:val="21"/>
@@ -783,14 +783,14 @@
             <w:pPr>
               <w:spacing w:line="240" w:lineRule="auto"/>
               <w:rPr>
-                <w:rFonts w:ascii="Arial" w:hAnsi="Arial" w:cs="Arial"/>
-                <w:sz w:val="21"/>
-                <w:szCs w:val="21"/>
-              </w:rPr>
-            </w:pPr>
-            <w:r>
-              <w:rPr>
-                <w:rFonts w:ascii="Arial" w:hAnsi="Arial" w:cs="Arial"/>
+                <w:rFonts w:ascii="Arial" w:hAnsi="Arial" w:cs="Arial" w:eastAsia="Arial"/>
+                <w:sz w:val="21"/>
+                <w:szCs w:val="21"/>
+              </w:rPr>
+            </w:pPr>
+            <w:r>
+              <w:rPr>
+                <w:rFonts w:ascii="Arial" w:hAnsi="Arial" w:cs="Arial" w:eastAsia="Arial"/>
                 <w:sz w:val="21"/>
                 <w:szCs w:val="21"/>
               </w:rPr>
@@ -817,16 +817,16 @@
             <w:pPr>
               <w:ind w:left="3"/>
               <w:rPr>
-                <w:rFonts w:ascii="Arial" w:hAnsi="Arial" w:cs="Arial"/>
-                <w:b/>
-                <w:bCs/>
-                <w:sz w:val="21"/>
-                <w:szCs w:val="21"/>
-              </w:rPr>
-            </w:pPr>
-            <w:r>
-              <w:rPr>
-                <w:rFonts w:ascii="Arial" w:hAnsi="Arial" w:cs="Arial"/>
+                <w:rFonts w:ascii="Arial" w:hAnsi="Arial" w:cs="Arial" w:eastAsia="Arial"/>
+                <w:b/>
+                <w:bCs/>
+                <w:sz w:val="21"/>
+                <w:szCs w:val="21"/>
+              </w:rPr>
+            </w:pPr>
+            <w:r>
+              <w:rPr>
+                <w:rFonts w:ascii="Arial" w:hAnsi="Arial" w:cs="Arial" w:eastAsia="Arial"/>
                 <w:b/>
                 <w:bCs/>
                 <w:sz w:val="21"/>
@@ -850,14 +850,14 @@
             <w:pPr>
               <w:spacing w:line="240" w:lineRule="auto"/>
               <w:rPr>
-                <w:rFonts w:ascii="Arial" w:hAnsi="Arial" w:cs="Arial"/>
-                <w:sz w:val="21"/>
-                <w:szCs w:val="21"/>
-              </w:rPr>
-            </w:pPr>
-            <w:r>
-              <w:rPr>
-                <w:rFonts w:ascii="Arial" w:hAnsi="Arial" w:cs="Arial"/>
+                <w:rFonts w:ascii="Arial" w:hAnsi="Arial" w:cs="Arial" w:eastAsia="Arial"/>
+                <w:sz w:val="21"/>
+                <w:szCs w:val="21"/>
+              </w:rPr>
+            </w:pPr>
+            <w:r>
+              <w:rPr>
+                <w:rFonts w:ascii="Arial" w:hAnsi="Arial" w:cs="Arial" w:eastAsia="Arial"/>
                 <w:sz w:val="21"/>
                 <w:szCs w:val="21"/>
               </w:rPr>
@@ -884,16 +884,16 @@
             <w:pPr>
               <w:ind w:left="3"/>
               <w:rPr>
-                <w:rFonts w:ascii="Arial" w:hAnsi="Arial" w:cs="Arial"/>
-                <w:b/>
-                <w:bCs/>
-                <w:sz w:val="21"/>
-                <w:szCs w:val="21"/>
-              </w:rPr>
-            </w:pPr>
-            <w:r>
-              <w:rPr>
-                <w:rFonts w:ascii="Arial" w:hAnsi="Arial" w:cs="Arial"/>
+                <w:rFonts w:ascii="Arial" w:hAnsi="Arial" w:cs="Arial" w:eastAsia="Arial"/>
+                <w:b/>
+                <w:bCs/>
+                <w:sz w:val="21"/>
+                <w:szCs w:val="21"/>
+              </w:rPr>
+            </w:pPr>
+            <w:r>
+              <w:rPr>
+                <w:rFonts w:ascii="Arial" w:hAnsi="Arial" w:cs="Arial" w:eastAsia="Arial"/>
                 <w:b/>
                 <w:bCs/>
                 <w:sz w:val="21"/>
@@ -917,14 +917,14 @@
             <w:pPr>
               <w:spacing w:line="240" w:lineRule="auto"/>
               <w:rPr>
-                <w:rFonts w:ascii="Arial" w:hAnsi="Arial" w:cs="Arial"/>
-                <w:sz w:val="21"/>
-                <w:szCs w:val="21"/>
-              </w:rPr>
-            </w:pPr>
-            <w:r>
-              <w:rPr>
-                <w:rFonts w:ascii="Arial" w:hAnsi="Arial" w:cs="Arial"/>
+                <w:rFonts w:ascii="Arial" w:hAnsi="Arial" w:cs="Arial" w:eastAsia="Arial"/>
+                <w:sz w:val="21"/>
+                <w:szCs w:val="21"/>
+              </w:rPr>
+            </w:pPr>
+            <w:r>
+              <w:rPr>
+                <w:rFonts w:ascii="Arial" w:hAnsi="Arial" w:cs="Arial" w:eastAsia="Arial"/>
                 <w:sz w:val="21"/>
                 <w:szCs w:val="21"/>
               </w:rPr>
@@ -932,7 +932,7 @@
             </w:r>
             <w:r>
               <w:rPr>
-                <w:rFonts w:ascii="Arial" w:hAnsi="Arial" w:cs="Arial"/>
+                <w:rFonts w:ascii="Arial" w:hAnsi="Arial" w:cs="Arial" w:eastAsia="Arial"/>
                 <w:sz w:val="21"/>
                 <w:szCs w:val="21"/>
               </w:rPr>
@@ -958,10 +958,10 @@
   <w:docDefaults>
     <w:rPrDefault>
       <w:rPr>
-        <w:rFonts w:asciiTheme="minorHAnsi" w:eastAsiaTheme="minorHAnsi" w:hAnsiTheme="minorHAnsi" w:cstheme="minorBidi"/>
+        <w:rFonts w:ascii="Arial" w:hAnsi="Arial" w:cs="Arial" w:eastAsia="Arial"/>
         <w:kern w:val="2"/>
-        <w:sz w:val="24"/>
-        <w:szCs w:val="24"/>
+        <w:sz w:val="21"/>
+        <w:szCs w:val="21"/>
         <w:lang w:val="en-IN" w:eastAsia="en-US" w:bidi="ar-SA"/>
         <w14:ligatures w14:val="standardContextual"/>
       </w:rPr>
@@ -1358,9 +1358,9 @@
       <w:spacing w:line="259" w:lineRule="auto"/>
     </w:pPr>
     <w:rPr>
-      <w:rFonts w:ascii="Calibri" w:eastAsia="Calibri" w:hAnsi="Calibri" w:cs="Calibri"/>
+      <w:rFonts w:ascii="Arial" w:hAnsi="Arial" w:cs="Arial" w:eastAsia="Arial"/>
       <w:color w:val="000000"/>
-      <w:sz w:val="22"/>
+      <w:sz w:val="21"/>
       <w:lang w:eastAsia="en-IN"/>
     </w:rPr>
   </w:style>
@@ -1379,10 +1379,10 @@
       <w:outlineLvl w:val="0"/>
     </w:pPr>
     <w:rPr>
-      <w:rFonts w:asciiTheme="majorHAnsi" w:eastAsiaTheme="majorEastAsia" w:hAnsiTheme="majorHAnsi" w:cstheme="majorBidi"/>
+      <w:rFonts w:ascii="Arial" w:hAnsi="Arial" w:cs="Arial" w:eastAsia="Arial"/>
       <w:color w:val="0F4761" w:themeColor="accent1" w:themeShade="BF"/>
-      <w:sz w:val="40"/>
-      <w:szCs w:val="40"/>
+      <w:sz w:val="21"/>
+      <w:szCs w:val="21"/>
       <w:lang w:eastAsia="en-US"/>
     </w:rPr>
   </w:style>
@@ -1403,10 +1403,10 @@
       <w:outlineLvl w:val="1"/>
     </w:pPr>
     <w:rPr>
-      <w:rFonts w:asciiTheme="majorHAnsi" w:eastAsiaTheme="majorEastAsia" w:hAnsiTheme="majorHAnsi" w:cstheme="majorBidi"/>
+      <w:rFonts w:ascii="Arial" w:hAnsi="Arial" w:cs="Arial" w:eastAsia="Arial"/>
       <w:color w:val="0F4761" w:themeColor="accent1" w:themeShade="BF"/>
-      <w:sz w:val="32"/>
-      <w:szCs w:val="32"/>
+      <w:sz w:val="21"/>
+      <w:szCs w:val="21"/>
       <w:lang w:eastAsia="en-US"/>
     </w:rPr>
   </w:style>
@@ -1427,10 +1427,10 @@
       <w:outlineLvl w:val="2"/>
     </w:pPr>
     <w:rPr>
-      <w:rFonts w:asciiTheme="minorHAnsi" w:eastAsiaTheme="majorEastAsia" w:hAnsiTheme="minorHAnsi" w:cstheme="majorBidi"/>
+      <w:rFonts w:ascii="Arial" w:hAnsi="Arial" w:cs="Arial" w:eastAsia="Arial"/>
       <w:color w:val="0F4761" w:themeColor="accent1" w:themeShade="BF"/>
-      <w:sz w:val="28"/>
-      <w:szCs w:val="28"/>
+      <w:sz w:val="21"/>
+      <w:szCs w:val="21"/>
       <w:lang w:eastAsia="en-US"/>
     </w:rPr>
   </w:style>
@@ -1451,11 +1451,11 @@
       <w:outlineLvl w:val="3"/>
     </w:pPr>
     <w:rPr>
-      <w:rFonts w:asciiTheme="minorHAnsi" w:eastAsiaTheme="majorEastAsia" w:hAnsiTheme="minorHAnsi" w:cstheme="majorBidi"/>
+      <w:rFonts w:ascii="Arial" w:hAnsi="Arial" w:cs="Arial" w:eastAsia="Arial"/>
       <w:i/>
       <w:iCs/>
       <w:color w:val="0F4761" w:themeColor="accent1" w:themeShade="BF"/>
-      <w:sz w:val="24"/>
+      <w:sz w:val="21"/>
       <w:lang w:eastAsia="en-US"/>
     </w:rPr>
   </w:style>
@@ -1476,9 +1476,9 @@
       <w:outlineLvl w:val="4"/>
     </w:pPr>
     <w:rPr>
-      <w:rFonts w:asciiTheme="minorHAnsi" w:eastAsiaTheme="majorEastAsia" w:hAnsiTheme="minorHAnsi" w:cstheme="majorBidi"/>
+      <w:rFonts w:ascii="Arial" w:hAnsi="Arial" w:cs="Arial" w:eastAsia="Arial"/>
       <w:color w:val="0F4761" w:themeColor="accent1" w:themeShade="BF"/>
-      <w:sz w:val="24"/>
+      <w:sz w:val="21"/>
       <w:lang w:eastAsia="en-US"/>
     </w:rPr>
   </w:style>
@@ -1499,11 +1499,11 @@
       <w:outlineLvl w:val="5"/>
     </w:pPr>
     <w:rPr>
-      <w:rFonts w:asciiTheme="minorHAnsi" w:eastAsiaTheme="majorEastAsia" w:hAnsiTheme="minorHAnsi" w:cstheme="majorBidi"/>
+      <w:rFonts w:ascii="Arial" w:hAnsi="Arial" w:cs="Arial" w:eastAsia="Arial"/>
       <w:i/>
       <w:iCs/>
       <w:color w:val="595959" w:themeColor="text1" w:themeTint="A6"/>
-      <w:sz w:val="24"/>
+      <w:sz w:val="21"/>
       <w:lang w:eastAsia="en-US"/>
     </w:rPr>
   </w:style>
@@ -1524,9 +1524,9 @@
       <w:outlineLvl w:val="6"/>
     </w:pPr>
     <w:rPr>
-      <w:rFonts w:asciiTheme="minorHAnsi" w:eastAsiaTheme="majorEastAsia" w:hAnsiTheme="minorHAnsi" w:cstheme="majorBidi"/>
+      <w:rFonts w:ascii="Arial" w:hAnsi="Arial" w:cs="Arial" w:eastAsia="Arial"/>
       <w:color w:val="595959" w:themeColor="text1" w:themeTint="A6"/>
-      <w:sz w:val="24"/>
+      <w:sz w:val="21"/>
       <w:lang w:eastAsia="en-US"/>
     </w:rPr>
   </w:style>
@@ -1547,11 +1547,11 @@
       <w:outlineLvl w:val="7"/>
     </w:pPr>
     <w:rPr>
-      <w:rFonts w:asciiTheme="minorHAnsi" w:eastAsiaTheme="majorEastAsia" w:hAnsiTheme="minorHAnsi" w:cstheme="majorBidi"/>
+      <w:rFonts w:ascii="Arial" w:hAnsi="Arial" w:cs="Arial" w:eastAsia="Arial"/>
       <w:i/>
       <w:iCs/>
       <w:color w:val="272727" w:themeColor="text1" w:themeTint="D8"/>
-      <w:sz w:val="24"/>
+      <w:sz w:val="21"/>
       <w:lang w:eastAsia="en-US"/>
     </w:rPr>
   </w:style>
@@ -1572,9 +1572,9 @@
       <w:outlineLvl w:val="8"/>
     </w:pPr>
     <w:rPr>
-      <w:rFonts w:asciiTheme="minorHAnsi" w:eastAsiaTheme="majorEastAsia" w:hAnsiTheme="minorHAnsi" w:cstheme="majorBidi"/>
+      <w:rFonts w:ascii="Arial" w:hAnsi="Arial" w:cs="Arial" w:eastAsia="Arial"/>
       <w:color w:val="272727" w:themeColor="text1" w:themeTint="D8"/>
-      <w:sz w:val="24"/>
+      <w:sz w:val="21"/>
       <w:lang w:eastAsia="en-US"/>
     </w:rPr>
   </w:style>
@@ -1611,10 +1611,10 @@
     <w:uiPriority w:val="9"/>
     <w:rsid w:val="00C44E90"/>
     <w:rPr>
-      <w:rFonts w:asciiTheme="majorHAnsi" w:eastAsiaTheme="majorEastAsia" w:hAnsiTheme="majorHAnsi" w:cstheme="majorBidi"/>
+      <w:rFonts w:ascii="Arial" w:hAnsi="Arial" w:cs="Arial" w:eastAsia="Arial"/>
       <w:color w:val="0F4761" w:themeColor="accent1" w:themeShade="BF"/>
-      <w:sz w:val="40"/>
-      <w:szCs w:val="40"/>
+      <w:sz w:val="21"/>
+      <w:szCs w:val="21"/>
     </w:rPr>
   </w:style>
   <w:style w:type="character" w:customStyle="1" w:styleId="Heading2Char">
@@ -1625,10 +1625,10 @@
     <w:semiHidden/>
     <w:rsid w:val="00C44E90"/>
     <w:rPr>
-      <w:rFonts w:asciiTheme="majorHAnsi" w:eastAsiaTheme="majorEastAsia" w:hAnsiTheme="majorHAnsi" w:cstheme="majorBidi"/>
+      <w:rFonts w:ascii="Arial" w:hAnsi="Arial" w:cs="Arial" w:eastAsia="Arial"/>
       <w:color w:val="0F4761" w:themeColor="accent1" w:themeShade="BF"/>
-      <w:sz w:val="32"/>
-      <w:szCs w:val="32"/>
+      <w:sz w:val="21"/>
+      <w:szCs w:val="21"/>
     </w:rPr>
   </w:style>
   <w:style w:type="character" w:customStyle="1" w:styleId="Heading3Char">
@@ -1639,10 +1639,10 @@
     <w:semiHidden/>
     <w:rsid w:val="00C44E90"/>
     <w:rPr>
-      <w:rFonts w:eastAsiaTheme="majorEastAsia" w:cstheme="majorBidi"/>
+      <w:rFonts w:ascii="Arial" w:hAnsi="Arial" w:cs="Arial" w:eastAsia="Arial"/>
       <w:color w:val="0F4761" w:themeColor="accent1" w:themeShade="BF"/>
-      <w:sz w:val="28"/>
-      <w:szCs w:val="28"/>
+      <w:sz w:val="21"/>
+      <w:szCs w:val="21"/>
     </w:rPr>
   </w:style>
   <w:style w:type="character" w:customStyle="1" w:styleId="Heading4Char">
@@ -1653,7 +1653,7 @@
     <w:semiHidden/>
     <w:rsid w:val="00C44E90"/>
     <w:rPr>
-      <w:rFonts w:eastAsiaTheme="majorEastAsia" w:cstheme="majorBidi"/>
+      <w:rFonts w:ascii="Arial" w:hAnsi="Arial" w:cs="Arial" w:eastAsia="Arial"/>
       <w:i/>
       <w:iCs/>
       <w:color w:val="0F4761" w:themeColor="accent1" w:themeShade="BF"/>
@@ -1667,7 +1667,7 @@
     <w:semiHidden/>
     <w:rsid w:val="00C44E90"/>
     <w:rPr>
-      <w:rFonts w:eastAsiaTheme="majorEastAsia" w:cstheme="majorBidi"/>
+      <w:rFonts w:ascii="Arial" w:hAnsi="Arial" w:cs="Arial" w:eastAsia="Arial"/>
       <w:color w:val="0F4761" w:themeColor="accent1" w:themeShade="BF"/>
     </w:rPr>
   </w:style>
@@ -1679,7 +1679,7 @@
     <w:semiHidden/>
     <w:rsid w:val="00C44E90"/>
     <w:rPr>
-      <w:rFonts w:eastAsiaTheme="majorEastAsia" w:cstheme="majorBidi"/>
+      <w:rFonts w:ascii="Arial" w:hAnsi="Arial" w:cs="Arial" w:eastAsia="Arial"/>
       <w:i/>
       <w:iCs/>
       <w:color w:val="595959" w:themeColor="text1" w:themeTint="A6"/>
@@ -1693,7 +1693,7 @@
     <w:semiHidden/>
     <w:rsid w:val="00C44E90"/>
     <w:rPr>
-      <w:rFonts w:eastAsiaTheme="majorEastAsia" w:cstheme="majorBidi"/>
+      <w:rFonts w:ascii="Arial" w:hAnsi="Arial" w:cs="Arial" w:eastAsia="Arial"/>
       <w:color w:val="595959" w:themeColor="text1" w:themeTint="A6"/>
     </w:rPr>
   </w:style>
@@ -1705,7 +1705,7 @@
     <w:semiHidden/>
     <w:rsid w:val="00C44E90"/>
     <w:rPr>
-      <w:rFonts w:eastAsiaTheme="majorEastAsia" w:cstheme="majorBidi"/>
+      <w:rFonts w:ascii="Arial" w:hAnsi="Arial" w:cs="Arial" w:eastAsia="Arial"/>
       <w:i/>
       <w:iCs/>
       <w:color w:val="272727" w:themeColor="text1" w:themeTint="D8"/>
@@ -1719,7 +1719,7 @@
     <w:semiHidden/>
     <w:rsid w:val="00C44E90"/>
     <w:rPr>
-      <w:rFonts w:eastAsiaTheme="majorEastAsia" w:cstheme="majorBidi"/>
+      <w:rFonts w:ascii="Arial" w:hAnsi="Arial" w:cs="Arial" w:eastAsia="Arial"/>
       <w:color w:val="272727" w:themeColor="text1" w:themeTint="D8"/>
     </w:rPr>
   </w:style>
@@ -1736,12 +1736,12 @@
       <w:contextualSpacing/>
     </w:pPr>
     <w:rPr>
-      <w:rFonts w:asciiTheme="majorHAnsi" w:eastAsiaTheme="majorEastAsia" w:hAnsiTheme="majorHAnsi" w:cstheme="majorBidi"/>
+      <w:rFonts w:ascii="Arial" w:hAnsi="Arial" w:cs="Arial" w:eastAsia="Arial"/>
       <w:color w:val="auto"/>
       <w:spacing w:val="-10"/>
       <w:kern w:val="28"/>
-      <w:sz w:val="56"/>
-      <w:szCs w:val="56"/>
+      <w:sz w:val="21"/>
+      <w:szCs w:val="21"/>
       <w:lang w:eastAsia="en-US"/>
     </w:rPr>
   </w:style>
@@ -1752,11 +1752,11 @@
     <w:uiPriority w:val="10"/>
     <w:rsid w:val="00C44E90"/>
     <w:rPr>
-      <w:rFonts w:asciiTheme="majorHAnsi" w:eastAsiaTheme="majorEastAsia" w:hAnsiTheme="majorHAnsi" w:cstheme="majorBidi"/>
+      <w:rFonts w:ascii="Arial" w:hAnsi="Arial" w:cs="Arial" w:eastAsia="Arial"/>
       <w:spacing w:val="-10"/>
       <w:kern w:val="28"/>
-      <w:sz w:val="56"/>
-      <w:szCs w:val="56"/>
+      <w:sz w:val="21"/>
+      <w:szCs w:val="21"/>
     </w:rPr>
   </w:style>
   <w:style w:type="paragraph" w:styleId="Subtitle">
@@ -1774,11 +1774,11 @@
       <w:spacing w:line="278" w:lineRule="auto"/>
     </w:pPr>
     <w:rPr>
-      <w:rFonts w:asciiTheme="minorHAnsi" w:eastAsiaTheme="majorEastAsia" w:hAnsiTheme="minorHAnsi" w:cstheme="majorBidi"/>
+      <w:rFonts w:ascii="Arial" w:hAnsi="Arial" w:cs="Arial" w:eastAsia="Arial"/>
       <w:color w:val="595959" w:themeColor="text1" w:themeTint="A6"/>
       <w:spacing w:val="15"/>
-      <w:sz w:val="28"/>
-      <w:szCs w:val="28"/>
+      <w:sz w:val="21"/>
+      <w:szCs w:val="21"/>
       <w:lang w:eastAsia="en-US"/>
     </w:rPr>
   </w:style>
@@ -1789,11 +1789,11 @@
     <w:uiPriority w:val="11"/>
     <w:rsid w:val="00C44E90"/>
     <w:rPr>
-      <w:rFonts w:eastAsiaTheme="majorEastAsia" w:cstheme="majorBidi"/>
+      <w:rFonts w:ascii="Arial" w:hAnsi="Arial" w:cs="Arial" w:eastAsia="Arial"/>
       <w:color w:val="595959" w:themeColor="text1" w:themeTint="A6"/>
       <w:spacing w:val="15"/>
-      <w:sz w:val="28"/>
-      <w:szCs w:val="28"/>
+      <w:sz w:val="21"/>
+      <w:szCs w:val="21"/>
     </w:rPr>
   </w:style>
   <w:style w:type="paragraph" w:styleId="Quote">
@@ -1809,11 +1809,11 @@
       <w:jc w:val="center"/>
     </w:pPr>
     <w:rPr>
-      <w:rFonts w:asciiTheme="minorHAnsi" w:eastAsiaTheme="minorHAnsi" w:hAnsiTheme="minorHAnsi" w:cstheme="minorBidi"/>
+      <w:rFonts w:ascii="Arial" w:hAnsi="Arial" w:cs="Arial" w:eastAsia="Arial"/>
       <w:i/>
       <w:iCs/>
       <w:color w:val="404040" w:themeColor="text1" w:themeTint="BF"/>
-      <w:sz w:val="24"/>
+      <w:sz w:val="21"/>
       <w:lang w:eastAsia="en-US"/>
     </w:rPr>
   </w:style>
@@ -1841,9 +1841,9 @@
       <w:contextualSpacing/>
     </w:pPr>
     <w:rPr>
-      <w:rFonts w:asciiTheme="minorHAnsi" w:eastAsiaTheme="minorHAnsi" w:hAnsiTheme="minorHAnsi" w:cstheme="minorBidi"/>
+      <w:rFonts w:ascii="Arial" w:hAnsi="Arial" w:cs="Arial" w:eastAsia="Arial"/>
       <w:color w:val="auto"/>
-      <w:sz w:val="24"/>
+      <w:sz w:val="21"/>
       <w:lang w:eastAsia="en-US"/>
     </w:rPr>
   </w:style>
@@ -1877,11 +1877,11 @@
       <w:jc w:val="center"/>
     </w:pPr>
     <w:rPr>
-      <w:rFonts w:asciiTheme="minorHAnsi" w:eastAsiaTheme="minorHAnsi" w:hAnsiTheme="minorHAnsi" w:cstheme="minorBidi"/>
+      <w:rFonts w:ascii="Arial" w:hAnsi="Arial" w:cs="Arial" w:eastAsia="Arial"/>
       <w:i/>
       <w:iCs/>
       <w:color w:val="0F4761" w:themeColor="accent1" w:themeShade="BF"/>
-      <w:sz w:val="24"/>
+      <w:sz w:val="21"/>
       <w:lang w:eastAsia="en-US"/>
     </w:rPr>
   </w:style>
@@ -1918,7 +1918,7 @@
       <w:spacing w:after="0" w:line="240" w:lineRule="auto"/>
     </w:pPr>
     <w:rPr>
-      <w:rFonts w:eastAsiaTheme="minorEastAsia"/>
+      <w:rFonts w:ascii="Arial" w:hAnsi="Arial" w:cs="Arial" w:eastAsia="Arial"/>
       <w:lang w:eastAsia="en-IN"/>
     </w:rPr>
     <w:tblPr>
